--- a/Projetos/05-Monitoramento-gas-LoRa/projeto-05.docx
+++ b/Projetos/05-Monitoramento-gas-LoRa/projeto-05.docx
@@ -390,6 +390,25 @@
     </w:p>
     <w:p>
       <w:pPr>
+        <w:pStyle w:val="ListParagraph"/>
+        <w:numPr>
+          <w:ilvl w:val="1"/>
+          <w:numId w:val="17"/>
+        </w:numPr>
+        <w:spacing w:after="0"/>
+        <w:rPr>
+          <w:rFonts w:ascii="Abadi" w:eastAsia="Abadi" w:hAnsi="Abadi" w:cs="Abadi"/>
+        </w:rPr>
+      </w:pPr>
+      <w:r>
+        <w:rPr>
+          <w:rFonts w:ascii="Abadi" w:eastAsia="Abadi" w:hAnsi="Abadi" w:cs="Abadi"/>
+        </w:rPr>
+        <w:t>Receptor LoRa configurado.</w:t>
+      </w:r>
+    </w:p>
+    <w:p>
+      <w:pPr>
         <w:pStyle w:val="Heading2"/>
         <w:spacing w:before="299" w:after="299"/>
       </w:pPr>
@@ -543,6 +562,7 @@
           <w:b/>
           <w:bCs/>
         </w:rPr>
+        <w:lastRenderedPageBreak/>
         <w:t>Competência Adquirida:</w:t>
       </w:r>
       <w:r>
@@ -573,7 +593,6 @@
         <w:rPr>
           <w:rFonts w:ascii="Abadi" w:eastAsia="Abadi" w:hAnsi="Abadi" w:cs="Abadi"/>
         </w:rPr>
-        <w:lastRenderedPageBreak/>
         <w:t>4. OBJETIVOS DE APRENDIZAGEM</w:t>
       </w:r>
     </w:p>
@@ -1195,6 +1214,7 @@
         <w:rPr>
           <w:rFonts w:ascii="Abadi" w:eastAsia="Abadi" w:hAnsi="Abadi" w:cs="Abadi"/>
         </w:rPr>
+        <w:lastRenderedPageBreak/>
         <w:t>Jumpers/fios para conexão</w:t>
       </w:r>
     </w:p>
@@ -1229,7 +1249,6 @@
         <w:rPr>
           <w:rFonts w:ascii="Abadi" w:eastAsia="Abadi" w:hAnsi="Abadi" w:cs="Abadi"/>
         </w:rPr>
-        <w:lastRenderedPageBreak/>
         <w:t>7. ETAPA 1: EXECUÇÃO EM SIMULADOR</w:t>
       </w:r>
     </w:p>
@@ -1753,6 +1772,7 @@
           <w:rFonts w:ascii="Abadi" w:eastAsia="Abadi" w:hAnsi="Abadi" w:cs="Abadi"/>
           <w:highlight w:val="yellow"/>
         </w:rPr>
+        <w:lastRenderedPageBreak/>
         <w:t>[Inserir Screenshot da interface de upload ou foto do sistema energizado]</w:t>
       </w:r>
     </w:p>
@@ -1826,7 +1846,6 @@
         <w:rPr>
           <w:rFonts w:ascii="Abadi" w:eastAsia="Abadi" w:hAnsi="Abadi" w:cs="Abadi"/>
         </w:rPr>
-        <w:lastRenderedPageBreak/>
         <w:t>9. VALIDAÇÃO E COMPARAÇÃO</w:t>
       </w:r>
     </w:p>
@@ -2627,6 +2646,7 @@
           <w:b/>
           <w:bCs/>
         </w:rPr>
+        <w:lastRenderedPageBreak/>
         <w:t xml:space="preserve">Desafio </w:t>
       </w:r>
       <w:r>
@@ -3752,7 +3772,7 @@
             </wp:anchor>
           </w:drawing>
         </mc:Choice>
-        <mc:Fallback xmlns:a14="http://schemas.microsoft.com/office/drawing/2010/main" xmlns:pic="http://schemas.openxmlformats.org/drawingml/2006/picture" xmlns:a="http://schemas.openxmlformats.org/drawingml/2006/main">
+        <mc:Fallback xmlns:a="http://schemas.openxmlformats.org/drawingml/2006/main" xmlns:pic="http://schemas.openxmlformats.org/drawingml/2006/picture" xmlns:a14="http://schemas.microsoft.com/office/drawing/2010/main">
           <w:pict>
             <v:rect id="Rectangle 4" style="position:absolute;margin-left:0;margin-top:-37pt;width:600.25pt;height:71.95pt;z-index:251664384;visibility:visible;mso-wrap-style:square;mso-width-percent:0;mso-height-percent:0;mso-wrap-distance-left:9pt;mso-wrap-distance-top:0;mso-wrap-distance-right:9pt;mso-wrap-distance-bottom:0;mso-position-horizontal:left;mso-position-horizontal-relative:page;mso-position-vertical:absolute;mso-position-vertical-relative:text;mso-width-percent:0;mso-height-percent:0;mso-width-relative:margin;mso-height-relative:margin;v-text-anchor:middle" o:spid="_x0000_s1026" fillcolor="#01093a [3204]" stroked="f" strokeweight="2pt" w14:anchorId="42279ACB" o:gfxdata="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">
               <w10:wrap anchorx="page"/>
@@ -13026,6 +13046,17 @@
 </file>
 
 <file path=customXml/item1.xml><?xml version="1.0" encoding="utf-8"?>
+<p:properties xmlns:p="http://schemas.microsoft.com/office/2006/metadata/properties" xmlns:xsi="http://www.w3.org/2001/XMLSchema-instance" xmlns:pc="http://schemas.microsoft.com/office/infopath/2007/PartnerControls">
+  <documentManagement>
+    <lcf76f155ced4ddcb4097134ff3c332f xmlns="0337a55e-6c2c-4d63-b79a-aa3d8c227c1d">
+      <Terms xmlns="http://schemas.microsoft.com/office/infopath/2007/PartnerControls"/>
+    </lcf76f155ced4ddcb4097134ff3c332f>
+    <TaxCatchAll xmlns="2d462126-6299-4b3d-b3f3-d8d80c025600" xsi:nil="true"/>
+  </documentManagement>
+</p:properties>
+</file>
+
+<file path=customXml/item2.xml><?xml version="1.0" encoding="utf-8"?>
 <ct:contentTypeSchema xmlns:ct="http://schemas.microsoft.com/office/2006/metadata/contentType" xmlns:ma="http://schemas.microsoft.com/office/2006/metadata/properties/metaAttributes" ct:_="" ma:_="" ma:contentTypeName="Document" ma:contentTypeID="0x0101001A9F42900677274DB5EFFFC08FB74ED9" ma:contentTypeVersion="14" ma:contentTypeDescription="Create a new document." ma:contentTypeScope="" ma:versionID="35dc7fea2fe184f47ee26c49ad6d27ed">
   <xsd:schema xmlns:xsd="http://www.w3.org/2001/XMLSchema" xmlns:xs="http://www.w3.org/2001/XMLSchema" xmlns:p="http://schemas.microsoft.com/office/2006/metadata/properties" xmlns:ns2="0337a55e-6c2c-4d63-b79a-aa3d8c227c1d" xmlns:ns3="2d462126-6299-4b3d-b3f3-d8d80c025600" targetNamespace="http://schemas.microsoft.com/office/2006/metadata/properties" ma:root="true" ma:fieldsID="d2e472a24e092181a905a67079d33ac5" ns2:_="" ns3:_="">
     <xsd:import namespace="0337a55e-6c2c-4d63-b79a-aa3d8c227c1d"/>
@@ -13232,22 +13263,7 @@
 </ct:contentTypeSchema>
 </file>
 
-<file path=customXml/item2.xml><?xml version="1.0" encoding="utf-8"?>
-<p:properties xmlns:p="http://schemas.microsoft.com/office/2006/metadata/properties" xmlns:xsi="http://www.w3.org/2001/XMLSchema-instance" xmlns:pc="http://schemas.microsoft.com/office/infopath/2007/PartnerControls">
-  <documentManagement>
-    <lcf76f155ced4ddcb4097134ff3c332f xmlns="0337a55e-6c2c-4d63-b79a-aa3d8c227c1d">
-      <Terms xmlns="http://schemas.microsoft.com/office/infopath/2007/PartnerControls"/>
-    </lcf76f155ced4ddcb4097134ff3c332f>
-    <TaxCatchAll xmlns="2d462126-6299-4b3d-b3f3-d8d80c025600" xsi:nil="true"/>
-  </documentManagement>
-</p:properties>
-</file>
-
 <file path=customXml/item3.xml><?xml version="1.0" encoding="utf-8"?>
-<b:Sources xmlns:b="http://schemas.openxmlformats.org/officeDocument/2006/bibliography" xmlns="http://schemas.openxmlformats.org/officeDocument/2006/bibliography" SelectedStyle="\APASixthEditionOfficeOnline.xsl" StyleName="APA" Version="6"/>
-</file>
-
-<file path=customXml/item4.xml><?xml version="1.0" encoding="utf-8"?>
 <?mso-contentType ?>
 <FormTemplates xmlns="http://schemas.microsoft.com/sharepoint/v3/contenttype/forms">
   <Display>DocumentLibraryForm</Display>
@@ -13256,7 +13272,22 @@
 </FormTemplates>
 </file>
 
+<file path=customXml/item4.xml><?xml version="1.0" encoding="utf-8"?>
+<b:Sources xmlns:b="http://schemas.openxmlformats.org/officeDocument/2006/bibliography" xmlns="http://schemas.openxmlformats.org/officeDocument/2006/bibliography" SelectedStyle="\APASixthEditionOfficeOnline.xsl" StyleName="APA" Version="6"/>
+</file>
+
 <file path=customXml/itemProps1.xml><?xml version="1.0" encoding="utf-8"?>
+<ds:datastoreItem xmlns:ds="http://schemas.openxmlformats.org/officeDocument/2006/customXml" ds:itemID="{41A70886-D638-4913-811E-25DE943FC343}">
+  <ds:schemaRefs>
+    <ds:schemaRef ds:uri="http://schemas.microsoft.com/office/2006/metadata/properties"/>
+    <ds:schemaRef ds:uri="http://schemas.microsoft.com/office/infopath/2007/PartnerControls"/>
+    <ds:schemaRef ds:uri="0337a55e-6c2c-4d63-b79a-aa3d8c227c1d"/>
+    <ds:schemaRef ds:uri="2d462126-6299-4b3d-b3f3-d8d80c025600"/>
+  </ds:schemaRefs>
+</ds:datastoreItem>
+</file>
+
+<file path=customXml/itemProps2.xml><?xml version="1.0" encoding="utf-8"?>
 <ds:datastoreItem xmlns:ds="http://schemas.openxmlformats.org/officeDocument/2006/customXml" ds:itemID="{8173E8B0-EF27-48B2-99CC-D5706F6DFFFE}">
   <ds:schemaRefs>
     <ds:schemaRef ds:uri="http://schemas.microsoft.com/office/2006/metadata/contentType"/>
@@ -13275,29 +13306,18 @@
 </ds:datastoreItem>
 </file>
 
-<file path=customXml/itemProps2.xml><?xml version="1.0" encoding="utf-8"?>
-<ds:datastoreItem xmlns:ds="http://schemas.openxmlformats.org/officeDocument/2006/customXml" ds:itemID="{41A70886-D638-4913-811E-25DE943FC343}">
+<file path=customXml/itemProps3.xml><?xml version="1.0" encoding="utf-8"?>
+<ds:datastoreItem xmlns:ds="http://schemas.openxmlformats.org/officeDocument/2006/customXml" ds:itemID="{0E62B389-FEAB-4A4A-A22C-F4533FCE1D71}">
   <ds:schemaRefs>
-    <ds:schemaRef ds:uri="http://schemas.microsoft.com/office/2006/metadata/properties"/>
-    <ds:schemaRef ds:uri="http://schemas.microsoft.com/office/infopath/2007/PartnerControls"/>
-    <ds:schemaRef ds:uri="0337a55e-6c2c-4d63-b79a-aa3d8c227c1d"/>
-    <ds:schemaRef ds:uri="2d462126-6299-4b3d-b3f3-d8d80c025600"/>
+    <ds:schemaRef ds:uri="http://schemas.microsoft.com/sharepoint/v3/contenttype/forms"/>
   </ds:schemaRefs>
 </ds:datastoreItem>
 </file>
 
-<file path=customXml/itemProps3.xml><?xml version="1.0" encoding="utf-8"?>
+<file path=customXml/itemProps4.xml><?xml version="1.0" encoding="utf-8"?>
 <ds:datastoreItem xmlns:ds="http://schemas.openxmlformats.org/officeDocument/2006/customXml" ds:itemID="{878930A0-CBDA-43F7-B5C9-2FBD43FFD8CC}">
   <ds:schemaRefs>
     <ds:schemaRef ds:uri="http://schemas.openxmlformats.org/officeDocument/2006/bibliography"/>
   </ds:schemaRefs>
 </ds:datastoreItem>
-</file>
-
-<file path=customXml/itemProps4.xml><?xml version="1.0" encoding="utf-8"?>
-<ds:datastoreItem xmlns:ds="http://schemas.openxmlformats.org/officeDocument/2006/customXml" ds:itemID="{0E62B389-FEAB-4A4A-A22C-F4533FCE1D71}">
-  <ds:schemaRefs>
-    <ds:schemaRef ds:uri="http://schemas.microsoft.com/sharepoint/v3/contenttype/forms"/>
-  </ds:schemaRefs>
-</ds:datastoreItem>
 </file>
--- a/Projetos/05-Monitoramento-gas-LoRa/projeto-05.docx
+++ b/Projetos/05-Monitoramento-gas-LoRa/projeto-05.docx
@@ -1176,7 +1176,7 @@
         <w:rPr>
           <w:rFonts w:ascii="Abadi" w:eastAsia="Abadi" w:hAnsi="Abadi" w:cs="Abadi"/>
         </w:rPr>
-        <w:t>S3 Heltec V3</w:t>
+        <w:t xml:space="preserve">S3 </w:t>
       </w:r>
     </w:p>
     <w:p>
@@ -1338,18 +1338,23 @@
           <w:numId w:val="11"/>
         </w:numPr>
         <w:spacing w:after="0"/>
+        <w:rPr>
+          <w:highlight w:val="yellow"/>
+        </w:rPr>
       </w:pPr>
       <w:r>
         <w:rPr>
           <w:rFonts w:ascii="Abadi" w:eastAsia="Abadi" w:hAnsi="Abadi" w:cs="Abadi"/>
           <w:b/>
           <w:bCs/>
+          <w:highlight w:val="yellow"/>
         </w:rPr>
         <w:t>Esquema de Montagem para Consulta:</w:t>
       </w:r>
       <w:r>
         <w:rPr>
           <w:rFonts w:ascii="Abadi" w:eastAsia="Abadi" w:hAnsi="Abadi" w:cs="Abadi"/>
+          <w:highlight w:val="yellow"/>
         </w:rPr>
         <w:t xml:space="preserve"> [Reinserir Link para Imagem/Esquemático]</w:t>
       </w:r>
@@ -1538,7 +1543,6 @@
         <w:spacing w:after="0"/>
         <w:rPr>
           <w:rFonts w:ascii="Abadi" w:eastAsia="Abadi" w:hAnsi="Abadi" w:cs="Abadi"/>
-          <w:highlight w:val="yellow"/>
         </w:rPr>
       </w:pPr>
       <w:r>
@@ -1546,7 +1550,6 @@
           <w:rFonts w:ascii="Abadi" w:eastAsia="Abadi" w:hAnsi="Abadi" w:cs="Abadi"/>
           <w:b/>
           <w:bCs/>
-          <w:highlight w:val="yellow"/>
         </w:rPr>
         <w:t>Referência Visual:</w:t>
       </w:r>
@@ -1554,22 +1557,58 @@
     <w:p>
       <w:pPr>
         <w:spacing w:after="0"/>
-        <w:rPr>
-          <w:rFonts w:ascii="Abadi" w:eastAsia="Abadi" w:hAnsi="Abadi" w:cs="Abadi"/>
-          <w:highlight w:val="yellow"/>
-        </w:rPr>
-      </w:pPr>
-      <w:r>
-        <w:rPr>
-          <w:rFonts w:ascii="Abadi" w:eastAsia="Abadi" w:hAnsi="Abadi" w:cs="Abadi"/>
-          <w:highlight w:val="yellow"/>
-        </w:rPr>
-        <w:t>[Inserir Foto real da montagem ou Diagrama de fiação]</w:t>
+        <w:jc w:val="center"/>
+        <w:rPr>
+          <w:rFonts w:ascii="Abadi" w:eastAsia="Abadi" w:hAnsi="Abadi" w:cs="Abadi"/>
+          <w:i/>
+          <w:iCs/>
+        </w:rPr>
+      </w:pPr>
+      <w:r>
+        <w:rPr>
+          <w:rFonts w:ascii="Abadi" w:eastAsia="Abadi" w:hAnsi="Abadi" w:cs="Abadi"/>
+        </w:rPr>
+        <w:drawing>
+          <wp:inline distT="0" distB="0" distL="0" distR="0" wp14:anchorId="45DB0952" wp14:editId="7F0169E6">
+            <wp:extent cx="3321221" cy="2013053"/>
+            <wp:effectExtent l="0" t="0" r="0" b="6350"/>
+            <wp:docPr id="1654579756" name="Picture 1"/>
+            <wp:cNvGraphicFramePr>
+              <a:graphicFrameLocks xmlns:a="http://schemas.openxmlformats.org/drawingml/2006/main" noChangeAspect="1"/>
+            </wp:cNvGraphicFramePr>
+            <a:graphic xmlns:a="http://schemas.openxmlformats.org/drawingml/2006/main">
+              <a:graphicData uri="http://schemas.openxmlformats.org/drawingml/2006/picture">
+                <pic:pic xmlns:pic="http://schemas.openxmlformats.org/drawingml/2006/picture">
+                  <pic:nvPicPr>
+                    <pic:cNvPr id="1654579756" name=""/>
+                    <pic:cNvPicPr/>
+                  </pic:nvPicPr>
+                  <pic:blipFill>
+                    <a:blip r:embed="rId11"/>
+                    <a:stretch>
+                      <a:fillRect/>
+                    </a:stretch>
+                  </pic:blipFill>
+                  <pic:spPr>
+                    <a:xfrm>
+                      <a:off x="0" y="0"/>
+                      <a:ext cx="3321221" cy="2013053"/>
+                    </a:xfrm>
+                    <a:prstGeom prst="rect">
+                      <a:avLst/>
+                    </a:prstGeom>
+                  </pic:spPr>
+                </pic:pic>
+              </a:graphicData>
+            </a:graphic>
+          </wp:inline>
+        </w:drawing>
       </w:r>
     </w:p>
     <w:p>
       <w:pPr>
         <w:spacing w:after="0"/>
+        <w:jc w:val="center"/>
         <w:rPr>
           <w:rFonts w:ascii="Abadi" w:eastAsia="Abadi" w:hAnsi="Abadi" w:cs="Abadi"/>
         </w:rPr>
@@ -1579,9 +1618,8 @@
           <w:rFonts w:ascii="Abadi" w:eastAsia="Abadi" w:hAnsi="Abadi" w:cs="Abadi"/>
           <w:i/>
           <w:iCs/>
-          <w:highlight w:val="yellow"/>
-        </w:rPr>
-        <w:t>Legenda: [Descrição técnica do componente e sua respectiva conexão/pino.]</w:t>
+        </w:rPr>
+        <w:t>Montagem do circuito</w:t>
       </w:r>
     </w:p>
     <w:p>
@@ -1602,6 +1640,7 @@
           <w:b/>
           <w:bCs/>
         </w:rPr>
+        <w:lastRenderedPageBreak/>
         <w:t>Pontos de Atenção:</w:t>
       </w:r>
       <w:r>
@@ -1702,7 +1741,7 @@
         <w:rPr>
           <w:rFonts w:ascii="Abadi" w:eastAsia="Abadi" w:hAnsi="Abadi" w:cs="Abadi"/>
         </w:rPr>
-        <w:t>S3 Heltec V3 ao PC via USB e abra o VS Code com o ambiente ESP</w:t>
+        <w:t>S3 ao PC via USB e abra o VS Code com o ambiente ESP</w:t>
       </w:r>
       <w:r>
         <w:rPr>
@@ -1746,7 +1785,6 @@
         <w:spacing w:after="0"/>
         <w:rPr>
           <w:rFonts w:ascii="Abadi" w:eastAsia="Abadi" w:hAnsi="Abadi" w:cs="Abadi"/>
-          <w:highlight w:val="yellow"/>
         </w:rPr>
       </w:pPr>
       <w:r>
@@ -1754,7 +1792,6 @@
           <w:rFonts w:ascii="Abadi" w:eastAsia="Abadi" w:hAnsi="Abadi" w:cs="Abadi"/>
           <w:b/>
           <w:bCs/>
-          <w:highlight w:val="yellow"/>
         </w:rPr>
         <w:t>Referência Visual:</w:t>
       </w:r>
@@ -1762,23 +1799,56 @@
     <w:p>
       <w:pPr>
         <w:spacing w:after="0"/>
-        <w:rPr>
-          <w:rFonts w:ascii="Abadi" w:eastAsia="Abadi" w:hAnsi="Abadi" w:cs="Abadi"/>
-          <w:highlight w:val="yellow"/>
-        </w:rPr>
-      </w:pPr>
-      <w:r>
-        <w:rPr>
-          <w:rFonts w:ascii="Abadi" w:eastAsia="Abadi" w:hAnsi="Abadi" w:cs="Abadi"/>
-          <w:highlight w:val="yellow"/>
-        </w:rPr>
-        <w:lastRenderedPageBreak/>
-        <w:t>[Inserir Screenshot da interface de upload ou foto do sistema energizado]</w:t>
+        <w:jc w:val="center"/>
+        <w:rPr>
+          <w:rFonts w:ascii="Abadi" w:eastAsia="Abadi" w:hAnsi="Abadi" w:cs="Abadi"/>
+        </w:rPr>
+      </w:pPr>
+      <w:r>
+        <w:rPr>
+          <w:rFonts w:ascii="Abadi" w:eastAsia="Abadi" w:hAnsi="Abadi" w:cs="Abadi"/>
+        </w:rPr>
+        <w:drawing>
+          <wp:inline distT="0" distB="0" distL="0" distR="0" wp14:anchorId="0C81F1E6" wp14:editId="7029CCA2">
+            <wp:extent cx="3746693" cy="1174810"/>
+            <wp:effectExtent l="0" t="0" r="6350" b="6350"/>
+            <wp:docPr id="205924789" name="Picture 1"/>
+            <wp:cNvGraphicFramePr>
+              <a:graphicFrameLocks xmlns:a="http://schemas.openxmlformats.org/drawingml/2006/main" noChangeAspect="1"/>
+            </wp:cNvGraphicFramePr>
+            <a:graphic xmlns:a="http://schemas.openxmlformats.org/drawingml/2006/main">
+              <a:graphicData uri="http://schemas.openxmlformats.org/drawingml/2006/picture">
+                <pic:pic xmlns:pic="http://schemas.openxmlformats.org/drawingml/2006/picture">
+                  <pic:nvPicPr>
+                    <pic:cNvPr id="205924789" name=""/>
+                    <pic:cNvPicPr/>
+                  </pic:nvPicPr>
+                  <pic:blipFill>
+                    <a:blip r:embed="rId12"/>
+                    <a:stretch>
+                      <a:fillRect/>
+                    </a:stretch>
+                  </pic:blipFill>
+                  <pic:spPr>
+                    <a:xfrm>
+                      <a:off x="0" y="0"/>
+                      <a:ext cx="3746693" cy="1174810"/>
+                    </a:xfrm>
+                    <a:prstGeom prst="rect">
+                      <a:avLst/>
+                    </a:prstGeom>
+                  </pic:spPr>
+                </pic:pic>
+              </a:graphicData>
+            </a:graphic>
+          </wp:inline>
+        </w:drawing>
       </w:r>
     </w:p>
     <w:p>
       <w:pPr>
         <w:spacing w:after="0"/>
+        <w:jc w:val="center"/>
         <w:rPr>
           <w:rFonts w:ascii="Abadi" w:eastAsia="Abadi" w:hAnsi="Abadi" w:cs="Abadi"/>
         </w:rPr>
@@ -1788,9 +1858,8 @@
           <w:rFonts w:ascii="Abadi" w:eastAsia="Abadi" w:hAnsi="Abadi" w:cs="Abadi"/>
           <w:i/>
           <w:iCs/>
-          <w:highlight w:val="yellow"/>
-        </w:rPr>
-        <w:t>Legenda: [Descrição do indicador de sucesso no upload ou status do LED.]</w:t>
+        </w:rPr>
+        <w:t>Demonstração do funcionamento</w:t>
       </w:r>
     </w:p>
     <w:p>
@@ -1935,7 +2004,6 @@
           <w:rFonts w:ascii="Abadi" w:eastAsia="Abadi" w:hAnsi="Abadi" w:cs="Abadi"/>
           <w:b/>
           <w:bCs/>
-          <w:highlight w:val="yellow"/>
         </w:rPr>
         <w:t>O que muda da simulação para o mundo real?</w:t>
       </w:r>
@@ -2112,6 +2180,12 @@
                 <w:highlight w:val="yellow"/>
               </w:rPr>
             </w:pPr>
+            <w:r>
+              <w:rPr>
+                <w:rStyle w:val="Strong"/>
+              </w:rPr>
+              <w:t xml:space="preserve">Sinal LoRa </w:t>
+            </w:r>
           </w:p>
         </w:tc>
         <w:tc>
@@ -2140,6 +2214,9 @@
                 <w:highlight w:val="yellow"/>
               </w:rPr>
             </w:pPr>
+            <w:r>
+              <w:t>Sinal previsível, quase sem interferências e com alcance máximo teórico.</w:t>
+            </w:r>
           </w:p>
         </w:tc>
         <w:tc>
@@ -2168,6 +2245,212 @@
                 <w:highlight w:val="yellow"/>
               </w:rPr>
             </w:pPr>
+            <w:r>
+              <w:t>Obstáculos (paredes metálicas, máquinas, galpões) causam atenuação, reflexões e perda de pacotes.</w:t>
+            </w:r>
+          </w:p>
+        </w:tc>
+      </w:tr>
+      <w:tr>
+        <w:trPr>
+          <w:trHeight w:val="300"/>
+        </w:trPr>
+        <w:tc>
+          <w:tcPr>
+            <w:tcW w:w="2100" w:type="dxa"/>
+            <w:tcBorders>
+              <w:top w:val="single" w:sz="6" w:space="0" w:color="000000"/>
+              <w:left w:val="single" w:sz="6" w:space="0" w:color="000000"/>
+              <w:bottom w:val="single" w:sz="6" w:space="0" w:color="000000"/>
+              <w:right w:val="single" w:sz="6" w:space="0" w:color="000000"/>
+            </w:tcBorders>
+            <w:tcMar>
+              <w:top w:w="120" w:type="dxa"/>
+              <w:left w:w="120" w:type="dxa"/>
+              <w:bottom w:w="120" w:type="dxa"/>
+              <w:right w:w="120" w:type="dxa"/>
+            </w:tcMar>
+            <w:vAlign w:val="center"/>
+          </w:tcPr>
+          <w:p>
+            <w:pPr>
+              <w:spacing w:after="0"/>
+              <w:jc w:val="center"/>
+              <w:rPr>
+                <w:rStyle w:val="Strong"/>
+              </w:rPr>
+            </w:pPr>
+            <w:r>
+              <w:rPr>
+                <w:rStyle w:val="Strong"/>
+              </w:rPr>
+              <w:t xml:space="preserve">Ruído no Sensor </w:t>
+            </w:r>
+          </w:p>
+        </w:tc>
+        <w:tc>
+          <w:tcPr>
+            <w:tcW w:w="3345" w:type="dxa"/>
+            <w:tcBorders>
+              <w:top w:val="single" w:sz="6" w:space="0" w:color="000000"/>
+              <w:left w:val="single" w:sz="6" w:space="0" w:color="000000"/>
+              <w:bottom w:val="single" w:sz="6" w:space="0" w:color="000000"/>
+              <w:right w:val="single" w:sz="6" w:space="0" w:color="000000"/>
+            </w:tcBorders>
+            <w:tcMar>
+              <w:top w:w="120" w:type="dxa"/>
+              <w:left w:w="120" w:type="dxa"/>
+              <w:bottom w:w="120" w:type="dxa"/>
+              <w:right w:w="120" w:type="dxa"/>
+            </w:tcMar>
+            <w:vAlign w:val="center"/>
+          </w:tcPr>
+          <w:p>
+            <w:pPr>
+              <w:spacing w:after="0"/>
+              <w:jc w:val="center"/>
+            </w:pPr>
+            <w:r>
+              <w:t xml:space="preserve">Temperatura e umidade estáveis </w:t>
+            </w:r>
+            <w:r>
+              <w:rPr>
+                <w:rFonts w:ascii="Arial" w:hAnsi="Arial" w:cs="Arial"/>
+              </w:rPr>
+              <w:t>→</w:t>
+            </w:r>
+            <w:r>
+              <w:t xml:space="preserve"> leituras mais limpas e repet</w:t>
+            </w:r>
+            <w:r>
+              <w:rPr>
+                <w:rFonts w:ascii="Abadi" w:hAnsi="Abadi" w:cs="Abadi"/>
+              </w:rPr>
+              <w:t>í</w:t>
+            </w:r>
+            <w:r>
+              <w:t>veis.</w:t>
+            </w:r>
+          </w:p>
+        </w:tc>
+        <w:tc>
+          <w:tcPr>
+            <w:tcW w:w="4275" w:type="dxa"/>
+            <w:tcBorders>
+              <w:top w:val="single" w:sz="6" w:space="0" w:color="000000"/>
+              <w:left w:val="single" w:sz="6" w:space="0" w:color="000000"/>
+              <w:bottom w:val="single" w:sz="6" w:space="0" w:color="000000"/>
+              <w:right w:val="single" w:sz="6" w:space="0" w:color="000000"/>
+            </w:tcBorders>
+            <w:tcMar>
+              <w:top w:w="120" w:type="dxa"/>
+              <w:left w:w="120" w:type="dxa"/>
+              <w:bottom w:w="120" w:type="dxa"/>
+              <w:right w:w="120" w:type="dxa"/>
+            </w:tcMar>
+            <w:vAlign w:val="center"/>
+          </w:tcPr>
+          <w:p>
+            <w:pPr>
+              <w:spacing w:after="0"/>
+              <w:jc w:val="center"/>
+            </w:pPr>
+            <w:r>
+              <w:t>Variações ambientais, poeira, gases industriais e correntes de ar geram oscilações e drift.</w:t>
+            </w:r>
+          </w:p>
+        </w:tc>
+      </w:tr>
+      <w:tr>
+        <w:trPr>
+          <w:trHeight w:val="300"/>
+        </w:trPr>
+        <w:tc>
+          <w:tcPr>
+            <w:tcW w:w="2100" w:type="dxa"/>
+            <w:tcBorders>
+              <w:top w:val="single" w:sz="6" w:space="0" w:color="000000"/>
+              <w:left w:val="single" w:sz="6" w:space="0" w:color="000000"/>
+              <w:bottom w:val="single" w:sz="6" w:space="0" w:color="000000"/>
+              <w:right w:val="single" w:sz="6" w:space="0" w:color="000000"/>
+            </w:tcBorders>
+            <w:tcMar>
+              <w:top w:w="120" w:type="dxa"/>
+              <w:left w:w="120" w:type="dxa"/>
+              <w:bottom w:w="120" w:type="dxa"/>
+              <w:right w:w="120" w:type="dxa"/>
+            </w:tcMar>
+            <w:vAlign w:val="center"/>
+          </w:tcPr>
+          <w:p>
+            <w:pPr>
+              <w:spacing w:after="0"/>
+              <w:jc w:val="center"/>
+              <w:rPr>
+                <w:rStyle w:val="Strong"/>
+              </w:rPr>
+            </w:pPr>
+            <w:r>
+              <w:rPr>
+                <w:rStyle w:val="Strong"/>
+              </w:rPr>
+              <w:lastRenderedPageBreak/>
+              <w:t>Confiabilidade RX/TX</w:t>
+            </w:r>
+          </w:p>
+        </w:tc>
+        <w:tc>
+          <w:tcPr>
+            <w:tcW w:w="3345" w:type="dxa"/>
+            <w:tcBorders>
+              <w:top w:val="single" w:sz="6" w:space="0" w:color="000000"/>
+              <w:left w:val="single" w:sz="6" w:space="0" w:color="000000"/>
+              <w:bottom w:val="single" w:sz="6" w:space="0" w:color="000000"/>
+              <w:right w:val="single" w:sz="6" w:space="0" w:color="000000"/>
+            </w:tcBorders>
+            <w:tcMar>
+              <w:top w:w="120" w:type="dxa"/>
+              <w:left w:w="120" w:type="dxa"/>
+              <w:bottom w:w="120" w:type="dxa"/>
+              <w:right w:w="120" w:type="dxa"/>
+            </w:tcMar>
+            <w:vAlign w:val="center"/>
+          </w:tcPr>
+          <w:p>
+            <w:pPr>
+              <w:spacing w:after="0"/>
+              <w:jc w:val="center"/>
+            </w:pPr>
+            <w:r>
+              <w:t>ACKs e downlinks quase sempre funcionam; latência constante.</w:t>
+            </w:r>
+          </w:p>
+        </w:tc>
+        <w:tc>
+          <w:tcPr>
+            <w:tcW w:w="4275" w:type="dxa"/>
+            <w:tcBorders>
+              <w:top w:val="single" w:sz="6" w:space="0" w:color="000000"/>
+              <w:left w:val="single" w:sz="6" w:space="0" w:color="000000"/>
+              <w:bottom w:val="single" w:sz="6" w:space="0" w:color="000000"/>
+              <w:right w:val="single" w:sz="6" w:space="0" w:color="000000"/>
+            </w:tcBorders>
+            <w:tcMar>
+              <w:top w:w="120" w:type="dxa"/>
+              <w:left w:w="120" w:type="dxa"/>
+              <w:bottom w:w="120" w:type="dxa"/>
+              <w:right w:w="120" w:type="dxa"/>
+            </w:tcMar>
+            <w:vAlign w:val="center"/>
+          </w:tcPr>
+          <w:p>
+            <w:pPr>
+              <w:spacing w:after="0"/>
+              <w:jc w:val="center"/>
+            </w:pPr>
+            <w:r>
+              <w:t>Interferência EM, distância e obstáculos aumentam falhas de ACK, exigindo janelas RX maiores.</w:t>
+            </w:r>
           </w:p>
         </w:tc>
       </w:tr>
@@ -2573,6 +2856,7 @@
           <w:lang w:val="en-US"/>
         </w:rPr>
       </w:pPr>
+      <w:proofErr w:type="spellStart"/>
       <w:r>
         <w:rPr>
           <w:rFonts w:ascii="Abadi" w:eastAsia="Abadi" w:hAnsi="Abadi" w:cs="Abadi"/>
@@ -2580,7 +2864,17 @@
           <w:bCs/>
           <w:lang w:val="en-US"/>
         </w:rPr>
-        <w:t>Glossário:</w:t>
+        <w:t>Glossário</w:t>
+      </w:r>
+      <w:proofErr w:type="spellEnd"/>
+      <w:r>
+        <w:rPr>
+          <w:rFonts w:ascii="Abadi" w:eastAsia="Abadi" w:hAnsi="Abadi" w:cs="Abadi"/>
+          <w:b/>
+          <w:bCs/>
+          <w:lang w:val="en-US"/>
+        </w:rPr>
+        <w:t>:</w:t>
       </w:r>
       <w:r>
         <w:rPr>
@@ -2646,7 +2940,6 @@
           <w:b/>
           <w:bCs/>
         </w:rPr>
-        <w:lastRenderedPageBreak/>
         <w:t xml:space="preserve">Desafio </w:t>
       </w:r>
       <w:r>
@@ -2777,6 +3070,7 @@
         <w:rPr>
           <w:rFonts w:ascii="Gill Sans MT" w:eastAsia="Gill Sans MT" w:hAnsi="Gill Sans MT" w:cs="Gill Sans MT"/>
         </w:rPr>
+        <w:lastRenderedPageBreak/>
         <w:t>Controle de Revisão</w:t>
       </w:r>
     </w:p>
@@ -3152,10 +3446,10 @@
       </w:pPr>
     </w:p>
     <w:sectPr>
-      <w:headerReference w:type="default" r:id="rId11"/>
-      <w:footerReference w:type="default" r:id="rId12"/>
-      <w:headerReference w:type="first" r:id="rId13"/>
-      <w:footerReference w:type="first" r:id="rId14"/>
+      <w:headerReference w:type="default" r:id="rId13"/>
+      <w:footerReference w:type="default" r:id="rId14"/>
+      <w:headerReference w:type="first" r:id="rId15"/>
+      <w:footerReference w:type="first" r:id="rId16"/>
       <w:pgSz w:w="11906" w:h="16838"/>
       <w:pgMar w:top="1440" w:right="1080" w:bottom="1440" w:left="1080" w:header="737" w:footer="708" w:gutter="0"/>
       <w:cols w:space="708"/>
@@ -3648,7 +3942,13 @@
                             <w:rPr>
                               <w:color w:val="E9ECF4" w:themeColor="background2"/>
                             </w:rPr>
-                            <w:t>Programa Nacional de Aprendizado Acelerado em Tecnologia</w:t>
+                            <w:t xml:space="preserve">Programa </w:t>
+                          </w:r>
+                          <w:r>
+                            <w:rPr>
+                              <w:color w:val="E9ECF4" w:themeColor="background2"/>
+                            </w:rPr>
+                            <w:t>Nacional de Aprendizado Acelerado em Tecnologia</w:t>
                           </w:r>
                         </w:p>
                       </w:txbxContent>
@@ -3688,7 +3988,13 @@
                       <w:rPr>
                         <w:color w:val="E9ECF4" w:themeColor="background2"/>
                       </w:rPr>
-                      <w:t>Programa Nacional de Aprendizado Acelerado em Tecnologia</w:t>
+                      <w:t xml:space="preserve">Programa </w:t>
+                    </w:r>
+                    <w:r>
+                      <w:rPr>
+                        <w:color w:val="E9ECF4" w:themeColor="background2"/>
+                      </w:rPr>
+                      <w:t>Nacional de Aprendizado Acelerado em Tecnologia</w:t>
                     </w:r>
                   </w:p>
                 </w:txbxContent>
@@ -3772,7 +4078,7 @@
             </wp:anchor>
           </w:drawing>
         </mc:Choice>
-        <mc:Fallback xmlns:a="http://schemas.openxmlformats.org/drawingml/2006/main" xmlns:pic="http://schemas.openxmlformats.org/drawingml/2006/picture" xmlns:a14="http://schemas.microsoft.com/office/drawing/2010/main">
+        <mc:Fallback xmlns:a14="http://schemas.microsoft.com/office/drawing/2010/main" xmlns:pic="http://schemas.openxmlformats.org/drawingml/2006/picture" xmlns:a="http://schemas.openxmlformats.org/drawingml/2006/main">
           <w:pict>
             <v:rect id="Rectangle 4" style="position:absolute;margin-left:0;margin-top:-37pt;width:600.25pt;height:71.95pt;z-index:251664384;visibility:visible;mso-wrap-style:square;mso-width-percent:0;mso-height-percent:0;mso-wrap-distance-left:9pt;mso-wrap-distance-top:0;mso-wrap-distance-right:9pt;mso-wrap-distance-bottom:0;mso-position-horizontal:left;mso-position-horizontal-relative:page;mso-position-vertical:absolute;mso-position-vertical-relative:text;mso-width-percent:0;mso-height-percent:0;mso-width-relative:margin;mso-height-relative:margin;v-text-anchor:middle" o:spid="_x0000_s1026" fillcolor="#01093a [3204]" stroked="f" strokeweight="2pt" w14:anchorId="42279ACB" o:gfxdata="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">
               <w10:wrap anchorx="page"/>
@@ -13046,17 +13352,6 @@
 </file>
 
 <file path=customXml/item1.xml><?xml version="1.0" encoding="utf-8"?>
-<p:properties xmlns:p="http://schemas.microsoft.com/office/2006/metadata/properties" xmlns:xsi="http://www.w3.org/2001/XMLSchema-instance" xmlns:pc="http://schemas.microsoft.com/office/infopath/2007/PartnerControls">
-  <documentManagement>
-    <lcf76f155ced4ddcb4097134ff3c332f xmlns="0337a55e-6c2c-4d63-b79a-aa3d8c227c1d">
-      <Terms xmlns="http://schemas.microsoft.com/office/infopath/2007/PartnerControls"/>
-    </lcf76f155ced4ddcb4097134ff3c332f>
-    <TaxCatchAll xmlns="2d462126-6299-4b3d-b3f3-d8d80c025600" xsi:nil="true"/>
-  </documentManagement>
-</p:properties>
-</file>
-
-<file path=customXml/item2.xml><?xml version="1.0" encoding="utf-8"?>
 <ct:contentTypeSchema xmlns:ct="http://schemas.microsoft.com/office/2006/metadata/contentType" xmlns:ma="http://schemas.microsoft.com/office/2006/metadata/properties/metaAttributes" ct:_="" ma:_="" ma:contentTypeName="Document" ma:contentTypeID="0x0101001A9F42900677274DB5EFFFC08FB74ED9" ma:contentTypeVersion="14" ma:contentTypeDescription="Create a new document." ma:contentTypeScope="" ma:versionID="35dc7fea2fe184f47ee26c49ad6d27ed">
   <xsd:schema xmlns:xsd="http://www.w3.org/2001/XMLSchema" xmlns:xs="http://www.w3.org/2001/XMLSchema" xmlns:p="http://schemas.microsoft.com/office/2006/metadata/properties" xmlns:ns2="0337a55e-6c2c-4d63-b79a-aa3d8c227c1d" xmlns:ns3="2d462126-6299-4b3d-b3f3-d8d80c025600" targetNamespace="http://schemas.microsoft.com/office/2006/metadata/properties" ma:root="true" ma:fieldsID="d2e472a24e092181a905a67079d33ac5" ns2:_="" ns3:_="">
     <xsd:import namespace="0337a55e-6c2c-4d63-b79a-aa3d8c227c1d"/>
@@ -13263,7 +13558,22 @@
 </ct:contentTypeSchema>
 </file>
 
+<file path=customXml/item2.xml><?xml version="1.0" encoding="utf-8"?>
+<p:properties xmlns:p="http://schemas.microsoft.com/office/2006/metadata/properties" xmlns:xsi="http://www.w3.org/2001/XMLSchema-instance" xmlns:pc="http://schemas.microsoft.com/office/infopath/2007/PartnerControls">
+  <documentManagement>
+    <lcf76f155ced4ddcb4097134ff3c332f xmlns="0337a55e-6c2c-4d63-b79a-aa3d8c227c1d">
+      <Terms xmlns="http://schemas.microsoft.com/office/infopath/2007/PartnerControls"/>
+    </lcf76f155ced4ddcb4097134ff3c332f>
+    <TaxCatchAll xmlns="2d462126-6299-4b3d-b3f3-d8d80c025600" xsi:nil="true"/>
+  </documentManagement>
+</p:properties>
+</file>
+
 <file path=customXml/item3.xml><?xml version="1.0" encoding="utf-8"?>
+<b:Sources xmlns:b="http://schemas.openxmlformats.org/officeDocument/2006/bibliography" xmlns="http://schemas.openxmlformats.org/officeDocument/2006/bibliography" SelectedStyle="\APASixthEditionOfficeOnline.xsl" StyleName="APA" Version="6"/>
+</file>
+
+<file path=customXml/item4.xml><?xml version="1.0" encoding="utf-8"?>
 <?mso-contentType ?>
 <FormTemplates xmlns="http://schemas.microsoft.com/sharepoint/v3/contenttype/forms">
   <Display>DocumentLibraryForm</Display>
@@ -13272,22 +13582,7 @@
 </FormTemplates>
 </file>
 
-<file path=customXml/item4.xml><?xml version="1.0" encoding="utf-8"?>
-<b:Sources xmlns:b="http://schemas.openxmlformats.org/officeDocument/2006/bibliography" xmlns="http://schemas.openxmlformats.org/officeDocument/2006/bibliography" SelectedStyle="\APASixthEditionOfficeOnline.xsl" StyleName="APA" Version="6"/>
-</file>
-
 <file path=customXml/itemProps1.xml><?xml version="1.0" encoding="utf-8"?>
-<ds:datastoreItem xmlns:ds="http://schemas.openxmlformats.org/officeDocument/2006/customXml" ds:itemID="{41A70886-D638-4913-811E-25DE943FC343}">
-  <ds:schemaRefs>
-    <ds:schemaRef ds:uri="http://schemas.microsoft.com/office/2006/metadata/properties"/>
-    <ds:schemaRef ds:uri="http://schemas.microsoft.com/office/infopath/2007/PartnerControls"/>
-    <ds:schemaRef ds:uri="0337a55e-6c2c-4d63-b79a-aa3d8c227c1d"/>
-    <ds:schemaRef ds:uri="2d462126-6299-4b3d-b3f3-d8d80c025600"/>
-  </ds:schemaRefs>
-</ds:datastoreItem>
-</file>
-
-<file path=customXml/itemProps2.xml><?xml version="1.0" encoding="utf-8"?>
 <ds:datastoreItem xmlns:ds="http://schemas.openxmlformats.org/officeDocument/2006/customXml" ds:itemID="{8173E8B0-EF27-48B2-99CC-D5706F6DFFFE}">
   <ds:schemaRefs>
     <ds:schemaRef ds:uri="http://schemas.microsoft.com/office/2006/metadata/contentType"/>
@@ -13306,18 +13601,29 @@
 </ds:datastoreItem>
 </file>
 
+<file path=customXml/itemProps2.xml><?xml version="1.0" encoding="utf-8"?>
+<ds:datastoreItem xmlns:ds="http://schemas.openxmlformats.org/officeDocument/2006/customXml" ds:itemID="{41A70886-D638-4913-811E-25DE943FC343}">
+  <ds:schemaRefs>
+    <ds:schemaRef ds:uri="http://schemas.microsoft.com/office/2006/metadata/properties"/>
+    <ds:schemaRef ds:uri="http://schemas.microsoft.com/office/infopath/2007/PartnerControls"/>
+    <ds:schemaRef ds:uri="0337a55e-6c2c-4d63-b79a-aa3d8c227c1d"/>
+    <ds:schemaRef ds:uri="2d462126-6299-4b3d-b3f3-d8d80c025600"/>
+  </ds:schemaRefs>
+</ds:datastoreItem>
+</file>
+
 <file path=customXml/itemProps3.xml><?xml version="1.0" encoding="utf-8"?>
+<ds:datastoreItem xmlns:ds="http://schemas.openxmlformats.org/officeDocument/2006/customXml" ds:itemID="{878930A0-CBDA-43F7-B5C9-2FBD43FFD8CC}">
+  <ds:schemaRefs>
+    <ds:schemaRef ds:uri="http://schemas.openxmlformats.org/officeDocument/2006/bibliography"/>
+  </ds:schemaRefs>
+</ds:datastoreItem>
+</file>
+
+<file path=customXml/itemProps4.xml><?xml version="1.0" encoding="utf-8"?>
 <ds:datastoreItem xmlns:ds="http://schemas.openxmlformats.org/officeDocument/2006/customXml" ds:itemID="{0E62B389-FEAB-4A4A-A22C-F4533FCE1D71}">
   <ds:schemaRefs>
     <ds:schemaRef ds:uri="http://schemas.microsoft.com/sharepoint/v3/contenttype/forms"/>
   </ds:schemaRefs>
 </ds:datastoreItem>
-</file>
-
-<file path=customXml/itemProps4.xml><?xml version="1.0" encoding="utf-8"?>
-<ds:datastoreItem xmlns:ds="http://schemas.openxmlformats.org/officeDocument/2006/customXml" ds:itemID="{878930A0-CBDA-43F7-B5C9-2FBD43FFD8CC}">
-  <ds:schemaRefs>
-    <ds:schemaRef ds:uri="http://schemas.openxmlformats.org/officeDocument/2006/bibliography"/>
-  </ds:schemaRefs>
-</ds:datastoreItem>
 </file>